--- a/content/news/20240223.docx
+++ b/content/news/20240223.docx
@@ -22,9 +22,8 @@
           <w:sz w:val="33"/>
           <w:szCs w:val="33"/>
         </w:rPr>
-        <w:t>Nat Methods | 中山大学</w:t>
-      </w:r>
-      <w:proofErr w:type="gramStart"/>
+        <w:t>Nat</w:t>
+      </w:r>
       <w:r>
         <w:rPr>
           <w:rStyle w:val="jstitleinner"/>
@@ -33,9 +32,10 @@
           <w:sz w:val="33"/>
           <w:szCs w:val="33"/>
         </w:rPr>
-        <w:t>贺雄雷</w:t>
-      </w:r>
-      <w:proofErr w:type="gramEnd"/>
+        <w:t>ure</w:t>
+      </w:r>
+      <w:bookmarkStart w:id="0" w:name="_GoBack"/>
+      <w:bookmarkEnd w:id="0"/>
       <w:r>
         <w:rPr>
           <w:rStyle w:val="jstitleinner"/>
@@ -44,7 +44,7 @@
           <w:sz w:val="33"/>
           <w:szCs w:val="33"/>
         </w:rPr>
-        <w:t>团队提出一种量化祖细胞的统计方法，揭示了早期细胞命运的承诺</w:t>
+        <w:t xml:space="preserve"> Methods | 中山大学贺雄雷团队提出一种量化祖细胞的统计方法，揭示了早期细胞命运的承诺</w:t>
       </w:r>
     </w:p>
     <w:p>
@@ -731,16 +731,7 @@
           <w:sz w:val="23"/>
           <w:szCs w:val="23"/>
         </w:rPr>
-        <w:t>的一个特殊优势是它的多功能性，可以分析器官、组织、细胞类型</w:t>
-      </w:r>
-      <w:bookmarkStart w:id="0" w:name="_GoBack"/>
-      <w:bookmarkEnd w:id="0"/>
-      <w:r>
-        <w:rPr>
-          <w:sz w:val="23"/>
-          <w:szCs w:val="23"/>
-        </w:rPr>
-        <w:t>或研究人员定义的任何细胞群，而无需事先了解祖细胞的信息。另一个优点是，它在复杂生物体中只占总细胞的</w:t>
+        <w:t>的一个特殊优势是它的多功能性，可以分析器官、组织、细胞类型或研究人员定义的任何细胞群，而无需事先了解祖细胞的信息。另一个优点是，它在复杂生物体中只占总细胞的</w:t>
       </w:r>
       <w:proofErr w:type="gramStart"/>
       <w:r>
